--- a/docs/大屏改动设计汇总20260812.docx
+++ b/docs/大屏改动设计汇总20260812.docx
@@ -148,8 +148,6 @@
           <w:lang w:val="en-US" w:eastAsia="zh-CN" w:bidi="ar"/>
         </w:rPr>
       </w:pPr>
-      <w:bookmarkStart w:id="0" w:name="_GoBack"/>
-      <w:bookmarkEnd w:id="0"/>
     </w:p>
     <w:p>
       <w:pPr>
@@ -751,10 +749,6 @@
         <w:suppressLineNumbers w:val="0"/>
         <w:ind w:leftChars="0"/>
         <w:jc w:val="left"/>
-        <w:rPr>
-          <w:rFonts w:hint="default"/>
-          <w:lang w:val="en-US" w:eastAsia="zh-CN"/>
-        </w:rPr>
       </w:pPr>
       <w:r>
         <w:drawing>
@@ -807,11 +801,100 @@
         <w:widowControl/>
         <w:numPr>
           <w:ilvl w:val="0"/>
+          <w:numId w:val="1"/>
+        </w:numPr>
+        <w:suppressLineNumbers w:val="0"/>
+        <w:ind w:left="0" w:leftChars="0" w:firstLine="0" w:firstLineChars="0"/>
+        <w:jc w:val="left"/>
+        <w:rPr>
+          <w:rFonts w:hint="eastAsia"/>
+          <w:lang w:val="en-US" w:eastAsia="zh-CN"/>
+        </w:rPr>
+      </w:pPr>
+      <w:r>
+        <w:rPr>
+          <w:rFonts w:hint="eastAsia"/>
+          <w:lang w:val="en-US" w:eastAsia="zh-CN"/>
+        </w:rPr>
+        <w:t>轨迹播放和轨迹分析在弹出的时间选择中左侧的时间周期选择去掉，加入“首次记</w:t>
+      </w:r>
+      <w:bookmarkStart w:id="0" w:name="_GoBack"/>
+      <w:bookmarkEnd w:id="0"/>
+      <w:r>
+        <w:rPr>
+          <w:rFonts w:hint="eastAsia"/>
+          <w:lang w:val="en-US" w:eastAsia="zh-CN"/>
+        </w:rPr>
+        <w:t>录时间”字段显示，在开始时间默认填入“首次记录时间”，并且开始时间不能早于该时间，前端置灰</w:t>
+      </w:r>
+    </w:p>
+    <w:p>
+      <w:pPr>
+        <w:keepNext w:val="0"/>
+        <w:keepLines w:val="0"/>
+        <w:widowControl/>
+        <w:numPr>
           <w:numId w:val="0"/>
         </w:numPr>
         <w:suppressLineNumbers w:val="0"/>
         <w:ind w:leftChars="0"/>
         <w:jc w:val="left"/>
+      </w:pPr>
+      <w:r>
+        <w:drawing>
+          <wp:inline distT="0" distB="0" distL="114300" distR="114300">
+            <wp:extent cx="5271135" cy="4121150"/>
+            <wp:effectExtent l="0" t="0" r="12065" b="19050"/>
+            <wp:docPr id="1" name="图片 1"/>
+            <wp:cNvGraphicFramePr>
+              <a:graphicFrameLocks xmlns:a="http://schemas.openxmlformats.org/drawingml/2006/main" noChangeAspect="1"/>
+            </wp:cNvGraphicFramePr>
+            <a:graphic xmlns:a="http://schemas.openxmlformats.org/drawingml/2006/main">
+              <a:graphicData uri="http://schemas.openxmlformats.org/drawingml/2006/picture">
+                <pic:pic xmlns:pic="http://schemas.openxmlformats.org/drawingml/2006/picture">
+                  <pic:nvPicPr>
+                    <pic:cNvPr id="1" name="图片 1"/>
+                    <pic:cNvPicPr>
+                      <a:picLocks noChangeAspect="1"/>
+                    </pic:cNvPicPr>
+                  </pic:nvPicPr>
+                  <pic:blipFill>
+                    <a:blip r:embed="rId11"/>
+                    <a:stretch>
+                      <a:fillRect/>
+                    </a:stretch>
+                  </pic:blipFill>
+                  <pic:spPr>
+                    <a:xfrm>
+                      <a:off x="0" y="0"/>
+                      <a:ext cx="5271135" cy="4121150"/>
+                    </a:xfrm>
+                    <a:prstGeom prst="rect">
+                      <a:avLst/>
+                    </a:prstGeom>
+                    <a:noFill/>
+                    <a:ln>
+                      <a:noFill/>
+                    </a:ln>
+                  </pic:spPr>
+                </pic:pic>
+              </a:graphicData>
+            </a:graphic>
+          </wp:inline>
+        </w:drawing>
+      </w:r>
+    </w:p>
+    <w:p>
+      <w:pPr>
+        <w:keepNext w:val="0"/>
+        <w:keepLines w:val="0"/>
+        <w:widowControl/>
+        <w:numPr>
+          <w:numId w:val="0"/>
+        </w:numPr>
+        <w:suppressLineNumbers w:val="0"/>
+        <w:ind w:leftChars="0"/>
+        <w:jc w:val="left"/>
         <w:rPr>
           <w:rFonts w:hint="default" w:eastAsiaTheme="minorEastAsia"/>
           <w:lang w:val="en-US" w:eastAsia="zh-CN"/>
@@ -822,7 +905,40 @@
           <w:rFonts w:hint="eastAsia"/>
           <w:lang w:val="en-US" w:eastAsia="zh-CN"/>
         </w:rPr>
-        <w:t>9、初步换了船只图标，目前有仅2个三无和正常的图标如下</w:t>
+        <w:t>10、地图缩放等级最小调整至9，降低地图缩放灵敏度调整度</w:t>
+      </w:r>
+      <w:r>
+        <w:rPr>
+          <w:rFonts w:hint="eastAsia"/>
+          <w:color w:val="0000FF"/>
+          <w:lang w:val="en-US" w:eastAsia="zh-CN"/>
+        </w:rPr>
+        <w:t>（前端已完成）</w:t>
+      </w:r>
+    </w:p>
+    <w:p>
+      <w:pPr>
+        <w:keepNext w:val="0"/>
+        <w:keepLines w:val="0"/>
+        <w:widowControl/>
+        <w:numPr>
+          <w:ilvl w:val="0"/>
+          <w:numId w:val="0"/>
+        </w:numPr>
+        <w:suppressLineNumbers w:val="0"/>
+        <w:ind w:leftChars="0"/>
+        <w:jc w:val="left"/>
+        <w:rPr>
+          <w:rFonts w:hint="default" w:eastAsiaTheme="minorEastAsia"/>
+          <w:lang w:val="en-US" w:eastAsia="zh-CN"/>
+        </w:rPr>
+      </w:pPr>
+      <w:r>
+        <w:rPr>
+          <w:rFonts w:hint="eastAsia"/>
+          <w:lang w:val="en-US" w:eastAsia="zh-CN"/>
+        </w:rPr>
+        <w:t>11、初步换了船只图标，目前有仅2个三无和正常的图标如下</w:t>
       </w:r>
     </w:p>
     <w:p>
@@ -852,7 +968,7 @@
                     </pic:cNvPicPr>
                   </pic:nvPicPr>
                   <pic:blipFill>
-                    <a:blip r:embed="rId11"/>
+                    <a:blip r:embed="rId12"/>
                     <a:stretch>
                       <a:fillRect/>
                     </a:stretch>
@@ -886,12 +1002,14 @@
         <w:jc w:val="center"/>
         <w:rPr>
           <w:rFonts w:hint="eastAsia"/>
-          <w:lang w:val="en-US" w:eastAsia="zh-CN"/>
-        </w:rPr>
-      </w:pPr>
-      <w:r>
-        <w:rPr>
-          <w:rFonts w:hint="eastAsia"/>
+          <w:highlight w:val="yellow"/>
+          <w:lang w:val="en-US" w:eastAsia="zh-CN"/>
+        </w:rPr>
+      </w:pPr>
+      <w:r>
+        <w:rPr>
+          <w:rFonts w:hint="eastAsia"/>
+          <w:highlight w:val="yellow"/>
           <w:lang w:val="en-US" w:eastAsia="zh-CN"/>
         </w:rPr>
         <w:t>不过已经设计很多图标等待确认（如下）。</w:t>
@@ -924,7 +1042,7 @@
                     </pic:cNvPicPr>
                   </pic:nvPicPr>
                   <pic:blipFill>
-                    <a:blip r:embed="rId12"/>
+                    <a:blip r:embed="rId13"/>
                     <a:stretch>
                       <a:fillRect/>
                     </a:stretch>
@@ -976,7 +1094,7 @@
                     </pic:cNvPicPr>
                   </pic:nvPicPr>
                   <pic:blipFill>
-                    <a:blip r:embed="rId13"/>
+                    <a:blip r:embed="rId14"/>
                     <a:stretch>
                       <a:fillRect/>
                     </a:stretch>
@@ -1032,7 +1150,7 @@
                     </pic:cNvPicPr>
                   </pic:nvPicPr>
                   <pic:blipFill>
-                    <a:blip r:embed="rId14"/>
+                    <a:blip r:embed="rId15"/>
                     <a:stretch>
                       <a:fillRect/>
                     </a:stretch>
